--- a/Lab-1/lab-1 Solution.docx
+++ b/Lab-1/lab-1 Solution.docx
@@ -3823,8 +3823,10 @@
         <w:rFonts w:asciiTheme="majorHAnsi" w:hAnsiTheme="majorHAnsi"/>
         <w:b/>
         <w:bCs/>
-      </w:rPr>
-      <w:t>Vishal Baraiya</w:t>
+        <w:sz w:val="24"/>
+        <w:szCs w:val="24"/>
+      </w:rPr>
+      <w:t>Vishal</w:t>
     </w:r>
     <w:r>
       <w:rPr>
@@ -3832,20 +3834,73 @@
         <w:b/>
         <w:bCs/>
       </w:rPr>
+      <w:t xml:space="preserve"> </w:t>
+    </w:r>
+    <w:r>
+      <w:rPr>
+        <w:rFonts w:asciiTheme="majorHAnsi" w:hAnsiTheme="majorHAnsi"/>
+        <w:b/>
+        <w:bCs/>
+        <w:sz w:val="24"/>
+        <w:szCs w:val="24"/>
+      </w:rPr>
+      <w:t>Baraiya</w:t>
+    </w:r>
+    <w:r>
+      <w:rPr>
+        <w:rFonts w:asciiTheme="majorHAnsi" w:hAnsiTheme="majorHAnsi"/>
+        <w:b/>
+        <w:bCs/>
+      </w:rPr>
       <w:ptab w:relativeTo="margin" w:alignment="right" w:leader="none"/>
     </w:r>
     <w:r>
-      <w:t xml:space="preserve"> </w:t>
+      <w:rPr>
+        <w:b/>
+        <w:bCs/>
+        <w:sz w:val="24"/>
+        <w:szCs w:val="24"/>
+      </w:rPr>
+      <w:fldChar w:fldCharType="begin"/>
     </w:r>
-    <w:fldSimple w:instr=" PAGE   \* MERGEFORMAT ">
-      <w:r>
-        <w:rPr>
-          <w:rFonts w:asciiTheme="majorHAnsi" w:hAnsiTheme="majorHAnsi"/>
-          <w:noProof/>
-        </w:rPr>
-        <w:t>1</w:t>
-      </w:r>
-    </w:fldSimple>
+    <w:r>
+      <w:rPr>
+        <w:b/>
+        <w:bCs/>
+        <w:sz w:val="24"/>
+        <w:szCs w:val="24"/>
+      </w:rPr>
+      <w:instrText xml:space="preserve"> PAGE   \* MERGEFORMAT </w:instrText>
+    </w:r>
+    <w:r>
+      <w:rPr>
+        <w:b/>
+        <w:bCs/>
+        <w:sz w:val="24"/>
+        <w:szCs w:val="24"/>
+      </w:rPr>
+      <w:fldChar w:fldCharType="separate"/>
+    </w:r>
+    <w:r>
+      <w:rPr>
+        <w:rFonts w:asciiTheme="majorHAnsi" w:hAnsiTheme="majorHAnsi"/>
+        <w:b/>
+        <w:bCs/>
+        <w:noProof/>
+        <w:sz w:val="24"/>
+        <w:szCs w:val="24"/>
+      </w:rPr>
+      <w:t>1</w:t>
+    </w:r>
+    <w:r>
+      <w:rPr>
+        <w:b/>
+        <w:bCs/>
+        <w:sz w:val="24"/>
+        <w:szCs w:val="24"/>
+      </w:rPr>
+      <w:fldChar w:fldCharType="end"/>
+    </w:r>
   </w:p>
   <w:p>
     <w:pPr>
@@ -4086,7 +4141,7 @@
                               <a:blip r:embed="rId1">
                                 <a:extLst>
                                   <a:ext uri="{28A0092B-C50C-407E-A947-70E740481C1C}">
-                                    <a14:useLocalDpi xmlns:a14="http://schemas.microsoft.com/office/drawing/2010/main" xmlns:wps="http://schemas.microsoft.com/office/word/2010/wordprocessingShape" xmlns:wpi="http://schemas.microsoft.com/office/word/2010/wordprocessingInk" xmlns:wpg="http://schemas.microsoft.com/office/word/2010/wordprocessingGroup" xmlns:w16se="http://schemas.microsoft.com/office/word/2015/wordml/symex" xmlns:w15="http://schemas.microsoft.com/office/word/2012/wordml" xmlns:w14="http://schemas.microsoft.com/office/word/2010/wordml" xmlns:w="http://schemas.openxmlformats.org/wordprocessingml/2006/main" xmlns:w10="urn:schemas-microsoft-com:office:word" xmlns:wp14="http://schemas.microsoft.com/office/word/2010/wordprocessingDrawing" xmlns:v="urn:schemas-microsoft-com:vml" xmlns:o="urn:schemas-microsoft-com:office:office" xmlns:mc="http://schemas.openxmlformats.org/markup-compatibility/2006" xmlns:cx1="http://schemas.microsoft.com/office/drawing/2015/9/8/chartex" xmlns:cx="http://schemas.microsoft.com/office/drawing/2014/chartex" xmlns:wpc="http://schemas.microsoft.com/office/word/2010/wordprocessingCanvas" xmlns="" val="0"/>
+                                    <a14:useLocalDpi xmlns="" xmlns:wpc="http://schemas.microsoft.com/office/word/2010/wordprocessingCanvas" xmlns:cx="http://schemas.microsoft.com/office/drawing/2014/chartex" xmlns:cx1="http://schemas.microsoft.com/office/drawing/2015/9/8/chartex" xmlns:mc="http://schemas.openxmlformats.org/markup-compatibility/2006" xmlns:o="urn:schemas-microsoft-com:office:office" xmlns:v="urn:schemas-microsoft-com:vml" xmlns:wp14="http://schemas.microsoft.com/office/word/2010/wordprocessingDrawing" xmlns:w10="urn:schemas-microsoft-com:office:word" xmlns:w="http://schemas.openxmlformats.org/wordprocessingml/2006/main" xmlns:w14="http://schemas.microsoft.com/office/word/2010/wordml" xmlns:w15="http://schemas.microsoft.com/office/word/2012/wordml" xmlns:w16se="http://schemas.microsoft.com/office/word/2015/wordml/symex" xmlns:wpg="http://schemas.microsoft.com/office/word/2010/wordprocessingGroup" xmlns:wpi="http://schemas.microsoft.com/office/word/2010/wordprocessingInk" xmlns:wps="http://schemas.microsoft.com/office/word/2010/wordprocessingShape" xmlns:a14="http://schemas.microsoft.com/office/drawing/2010/main" val="0"/>
                                   </a:ext>
                                 </a:extLst>
                               </a:blip>
@@ -9877,7 +9932,7 @@
   <a:extraClrSchemeLst/>
   <a:extLst>
     <a:ext uri="{05A4C25C-085E-4340-85A3-A5531E510DB2}">
-      <thm15:themeFamily xmlns:thm15="http://schemas.microsoft.com/office/thememl/2012/main" xmlns="" name="Office Theme" id="{62F939B6-93AF-4DB8-9C6B-D6C7DFDC589F}" vid="{4A3C46E8-61CC-4603-A589-7422A47A8E4A}"/>
+      <thm15:themeFamily xmlns="" xmlns:thm15="http://schemas.microsoft.com/office/thememl/2012/main" name="Office Theme" id="{62F939B6-93AF-4DB8-9C6B-D6C7DFDC589F}" vid="{4A3C46E8-61CC-4603-A589-7422A47A8E4A}"/>
     </a:ext>
   </a:extLst>
 </a:theme>
